--- a/test/fixtures/contract.docx
+++ b/test/fixtures/contract.docx
@@ -78,4 +78,24 @@
     </w:tbl>
   </w:body>
 </w:document>
+</file>
+
+<file path=word/footer1.xml><?xml version="1.0" encoding="utf-8"?>
+<w:ftr xmlns:w="http://schemas.openxmlformats.org/wordprocessingml/2006/main">
+  <w:p>
+    <w:r>
+      <w:t xml:space="preserve">Prepared by Rohan Mehta, rohan.mehta@northwind.co.in</w:t>
+    </w:r>
+  </w:p>
+</w:ftr>
+</file>
+
+<file path=word/header1.xml><?xml version="1.0" encoding="utf-8"?>
+<w:hdr xmlns:w="http://schemas.openxmlformats.org/wordprocessingml/2006/main">
+  <w:p>
+    <w:r>
+      <w:t xml:space="preserve">STRICTLY CONFIDENTIAL — Northwind / Meridian, matter 2026-114</w:t>
+    </w:r>
+  </w:p>
+</w:hdr>
 </file>